--- a/ТЕХНИЧЕСКОЕ ЗАДАНИЕ ОРСАПР.docx
+++ b/ТЕХНИЧЕСКОЕ ЗАДАНИЕ ОРСАПР.docx
@@ -8133,49 +8133,50 @@
           <w:highlight w:val="yellow"/>
         </w:rPr>
       </w:pPr>
-      <w:r>
-        <w:rPr>
-          <w:highlight w:val="yellow"/>
+      <w:bookmarkStart w:id="0" w:name="_GoBack"/>
+      <w:r>
+        <w:rPr>
+          <w:highlight w:val="none"/>
         </w:rPr>
         <w:t>2.1</w:t>
       </w:r>
       <w:r>
         <w:rPr>
           <w:spacing w:val="-8"/>
-          <w:highlight w:val="yellow"/>
-        </w:rPr>
-        <w:t xml:space="preserve"> </w:t>
-      </w:r>
-      <w:r>
-        <w:rPr>
-          <w:highlight w:val="yellow"/>
+          <w:highlight w:val="none"/>
+        </w:rPr>
+        <w:t xml:space="preserve"> </w:t>
+      </w:r>
+      <w:r>
+        <w:rPr>
+          <w:highlight w:val="none"/>
         </w:rPr>
         <w:t>представлена</w:t>
       </w:r>
       <w:r>
         <w:rPr>
           <w:spacing w:val="-6"/>
-          <w:highlight w:val="yellow"/>
-        </w:rPr>
-        <w:t xml:space="preserve"> </w:t>
-      </w:r>
-      <w:r>
-        <w:rPr>
-          <w:highlight w:val="yellow"/>
+          <w:highlight w:val="none"/>
+        </w:rPr>
+        <w:t xml:space="preserve"> </w:t>
+      </w:r>
+      <w:r>
+        <w:rPr>
+          <w:highlight w:val="none"/>
         </w:rPr>
         <w:t>модель</w:t>
       </w:r>
       <w:r>
         <w:rPr>
           <w:spacing w:val="-6"/>
-          <w:highlight w:val="yellow"/>
+          <w:highlight w:val="none"/>
         </w:rPr>
         <w:t xml:space="preserve"> </w:t>
       </w:r>
       <w:r>
         <w:rPr>
           <w:spacing w:val="-6"/>
-          <w:highlight w:val="yellow"/>
+          <w:highlight w:val="none"/>
           <w:lang w:val="ru-RU"/>
         </w:rPr>
         <w:t>банки</w:t>
@@ -8183,10 +8184,11 @@
       <w:r>
         <w:rPr>
           <w:spacing w:val="-2"/>
-          <w:highlight w:val="yellow"/>
+          <w:highlight w:val="none"/>
         </w:rPr>
         <w:t>.</w:t>
       </w:r>
+      <w:bookmarkEnd w:id="0"/>
     </w:p>
     <w:p>
       <w:pPr>
@@ -8209,22 +8211,23 @@
               <wp:posOffset>2215515</wp:posOffset>
             </wp:positionH>
             <wp:positionV relativeFrom="paragraph">
-              <wp:posOffset>185420</wp:posOffset>
+              <wp:posOffset>-1734820</wp:posOffset>
             </wp:positionV>
-            <wp:extent cx="3724910" cy="3184525"/>
-            <wp:effectExtent l="0" t="0" r="8890" b="635"/>
+            <wp:extent cx="3391535" cy="4119245"/>
+            <wp:effectExtent l="0" t="0" r="6985" b="10795"/>
             <wp:wrapTopAndBottom/>
-            <wp:docPr id="202" name="Image 202"/>
+            <wp:docPr id="202" name="Image 202" descr="C:/Users/Филипп/Downloads/mid37HQEUZkRHM54Cd8ApwDjJHsJlnBTYAPN4arolJFlxRpqPcxhghQX5BlrzG0bSGbxxu3HiHFC_MAC56SJLad-.jpgmid37HQEUZkRHM54Cd8ApwDjJHsJlnBTYAPN4arolJFlxRpqPcxhghQX5BlrzG0bSGbxxu3HiHFC_MAC56SJLad-"/>
             <wp:cNvGraphicFramePr/>
             <a:graphic xmlns:a="http://schemas.openxmlformats.org/drawingml/2006/main">
               <a:graphicData uri="http://schemas.openxmlformats.org/drawingml/2006/picture">
                 <pic:pic xmlns:pic="http://schemas.openxmlformats.org/drawingml/2006/picture">
                   <pic:nvPicPr>
-                    <pic:cNvPr id="202" name="Image 202"/>
+                    <pic:cNvPr id="202" name="Image 202" descr="C:/Users/Филипп/Downloads/mid37HQEUZkRHM54Cd8ApwDjJHsJlnBTYAPN4arolJFlxRpqPcxhghQX5BlrzG0bSGbxxu3HiHFC_MAC56SJLad-.jpgmid37HQEUZkRHM54Cd8ApwDjJHsJlnBTYAPN4arolJFlxRpqPcxhghQX5BlrzG0bSGbxxu3HiHFC_MAC56SJLad-"/>
                     <pic:cNvPicPr/>
                   </pic:nvPicPr>
                   <pic:blipFill>
-                    <a:blip r:embed="rId8" cstate="print"/>
+                    <a:blip r:embed="rId8"/>
+                    <a:srcRect/>
                     <a:stretch>
                       <a:fillRect/>
                     </a:stretch>
@@ -8232,7 +8235,7 @@
                   <pic:spPr>
                     <a:xfrm>
                       <a:off x="0" y="0"/>
-                      <a:ext cx="3724593" cy="3184779"/>
+                      <a:ext cx="3391535" cy="4119245"/>
                     </a:xfrm>
                     <a:prstGeom prst="rect">
                       <a:avLst/>
@@ -8254,60 +8257,60 @@
       </w:pPr>
       <w:r>
         <w:rPr>
-          <w:highlight w:val="yellow"/>
+          <w:highlight w:val="none"/>
         </w:rPr>
         <w:t>Рисунок</w:t>
       </w:r>
       <w:r>
         <w:rPr>
           <w:spacing w:val="-5"/>
-          <w:highlight w:val="yellow"/>
-        </w:rPr>
-        <w:t xml:space="preserve"> </w:t>
-      </w:r>
-      <w:r>
-        <w:rPr>
-          <w:highlight w:val="yellow"/>
+          <w:highlight w:val="none"/>
+        </w:rPr>
+        <w:t xml:space="preserve"> </w:t>
+      </w:r>
+      <w:r>
+        <w:rPr>
+          <w:highlight w:val="none"/>
         </w:rPr>
         <w:t>2.1</w:t>
       </w:r>
       <w:r>
         <w:rPr>
           <w:spacing w:val="-3"/>
-          <w:highlight w:val="yellow"/>
-        </w:rPr>
-        <w:t xml:space="preserve"> </w:t>
-      </w:r>
-      <w:r>
-        <w:rPr>
-          <w:highlight w:val="yellow"/>
+          <w:highlight w:val="none"/>
+        </w:rPr>
+        <w:t xml:space="preserve"> </w:t>
+      </w:r>
+      <w:r>
+        <w:rPr>
+          <w:highlight w:val="none"/>
         </w:rPr>
         <w:t>—</w:t>
       </w:r>
       <w:r>
         <w:rPr>
           <w:spacing w:val="-4"/>
-          <w:highlight w:val="yellow"/>
-        </w:rPr>
-        <w:t xml:space="preserve"> </w:t>
-      </w:r>
-      <w:r>
-        <w:rPr>
-          <w:highlight w:val="yellow"/>
+          <w:highlight w:val="none"/>
+        </w:rPr>
+        <w:t xml:space="preserve"> </w:t>
+      </w:r>
+      <w:r>
+        <w:rPr>
+          <w:highlight w:val="none"/>
         </w:rPr>
         <w:t>Модель</w:t>
       </w:r>
       <w:r>
         <w:rPr>
           <w:spacing w:val="-5"/>
-          <w:highlight w:val="yellow"/>
+          <w:highlight w:val="none"/>
         </w:rPr>
         <w:t xml:space="preserve"> </w:t>
       </w:r>
       <w:r>
         <w:rPr>
           <w:spacing w:val="-5"/>
-          <w:highlight w:val="yellow"/>
+          <w:highlight w:val="none"/>
           <w:lang w:val="ru-RU"/>
         </w:rPr>
         <w:t>банки</w:t>
@@ -8315,27 +8318,27 @@
       <w:r>
         <w:rPr>
           <w:spacing w:val="-3"/>
-          <w:highlight w:val="yellow"/>
-        </w:rPr>
-        <w:t xml:space="preserve"> </w:t>
-      </w:r>
-      <w:r>
-        <w:rPr>
-          <w:highlight w:val="yellow"/>
+          <w:highlight w:val="none"/>
+        </w:rPr>
+        <w:t xml:space="preserve"> </w:t>
+      </w:r>
+      <w:r>
+        <w:rPr>
+          <w:highlight w:val="none"/>
         </w:rPr>
         <w:t>с</w:t>
       </w:r>
       <w:r>
         <w:rPr>
           <w:spacing w:val="-4"/>
-          <w:highlight w:val="yellow"/>
+          <w:highlight w:val="none"/>
         </w:rPr>
         <w:t xml:space="preserve"> </w:t>
       </w:r>
       <w:r>
         <w:rPr>
           <w:spacing w:val="-2"/>
-          <w:highlight w:val="yellow"/>
+          <w:highlight w:val="none"/>
         </w:rPr>
         <w:t>размерами</w:t>
       </w:r>
@@ -8434,8 +8437,6 @@
           <w:sz w:val="28"/>
         </w:rPr>
       </w:pPr>
-      <w:bookmarkStart w:id="0" w:name="_GoBack"/>
-      <w:bookmarkEnd w:id="0"/>
       <w:r>
         <w:rPr>
           <w:sz w:val="28"/>
@@ -8910,7 +8911,7 @@
           <w:highlight w:val="none"/>
           <w:lang w:val="ru-RU"/>
         </w:rPr>
-        <w:t>КЛМПАС</w:t>
+        <w:t>КОМПАС</w:t>
       </w:r>
       <w:r>
         <w:rPr>
